--- a/documents/manual/license.docx
+++ b/documents/manual/license.docx
@@ -13960,24 +13960,12 @@
         <w:rPr>
           <w:rFonts w:hint="eastAsia"/>
         </w:rPr>
-        <w:t>宇宙から来たメイドは白石によって製造されました。</w:t>
-      </w:r>
-      <w:r>
-        <w:rPr>
-          <w:rFonts w:hint="eastAsia"/>
-        </w:rPr>
-        <w:t>常識の範囲でお使いください。</w:t>
-      </w:r>
-    </w:p>
-    <w:p>
-      <w:r>
-        <w:t>https://sites.google.com/view/maidbyshiraishi</w:t>
-      </w:r>
-      <w:r>
-        <w:rPr>
-          <w:rFonts w:hint="eastAsia"/>
-        </w:rPr>
-        <w:t>/tmfos</w:t>
+        <w:t>宇宙から来たメイドは白石によって製造されました。常識の範囲でお使いください。</w:t>
+      </w:r>
+    </w:p>
+    <w:p>
+      <w:r>
+        <w:t>https://sites.google.com/view/maidbyshiraishi/tmfos</w:t>
       </w:r>
     </w:p>
     <w:p>
